--- a/REI-Combinatoria/05a - Fase0_GuiaDidactica_Cadenats.docx
+++ b/REI-Combinatoria/05a - Fase0_GuiaDidactica_Cadenats.docx
@@ -628,14 +628,7 @@
                 <w:rFonts w:ascii="Avenir" w:eastAsia="Avenir" w:hAnsi="Avenir" w:cs="Avenir"/>
                 <w:color w:val="000000"/>
               </w:rPr>
-              <w:t xml:space="preserve"> (que es troba a continuació i com a document separat per als docents) inclou una descripció de les característ</w:t>
-            </w:r>
-            <w:r>
-              <w:rPr>
-                <w:rFonts w:ascii="Avenir" w:eastAsia="Avenir" w:hAnsi="Avenir" w:cs="Avenir"/>
-                <w:color w:val="000000"/>
-              </w:rPr>
-              <w:t>iques de cada cadenat, a més de poder ensenyar-los físicament.</w:t>
+              <w:t xml:space="preserve"> (que es troba a continuació i com a document separat per als docents) inclou una descripció de les característiques de cada cadenat, a més de poder ensenyar-los físicament.</w:t>
             </w:r>
           </w:p>
           <w:p>
@@ -2127,9 +2120,11 @@
     <w:sectPr>
       <w:headerReference w:type="default" r:id="rId11"/>
       <w:footerReference w:type="default" r:id="rId12"/>
+      <w:headerReference w:type="first" r:id="rId13"/>
       <w:pgSz w:w="11906" w:h="16838"/>
       <w:pgMar w:top="1440" w:right="1440" w:bottom="2269" w:left="1440" w:header="708" w:footer="708" w:gutter="0"/>
       <w:cols w:space="720"/>
+      <w:titlePg/>
       <w:docGrid w:linePitch="272"/>
     </w:sectPr>
   </w:body>
@@ -2188,7 +2183,7 @@
         <w:noProof/>
       </w:rPr>
       <w:drawing>
-        <wp:anchor distT="0" distB="0" distL="114300" distR="114300" simplePos="0" relativeHeight="251660288" behindDoc="0" locked="0" layoutInCell="1" hidden="0" allowOverlap="1" wp14:anchorId="474CBA75" wp14:editId="474CBA76">
+        <wp:anchor distT="0" distB="0" distL="114300" distR="114300" simplePos="0" relativeHeight="251660288" behindDoc="0" locked="0" layoutInCell="1" hidden="0" allowOverlap="1" wp14:anchorId="474CBA75" wp14:editId="2BF1FDB9">
           <wp:simplePos x="0" y="0"/>
           <wp:positionH relativeFrom="column">
             <wp:posOffset>8003348</wp:posOffset>
@@ -2266,6 +2261,256 @@
     <w:pPr>
       <w:pStyle w:val="Header"/>
     </w:pPr>
+    <w:r>
+      <w:rPr>
+        <w:noProof/>
+      </w:rPr>
+      <w:drawing>
+        <wp:anchor distT="0" distB="0" distL="114300" distR="114300" simplePos="0" relativeHeight="251663360" behindDoc="0" locked="0" layoutInCell="1" allowOverlap="1" wp14:anchorId="25D483CF" wp14:editId="26056710">
+          <wp:simplePos x="0" y="0"/>
+          <wp:positionH relativeFrom="margin">
+            <wp:posOffset>-23854</wp:posOffset>
+          </wp:positionH>
+          <wp:positionV relativeFrom="paragraph">
+            <wp:posOffset>-449994</wp:posOffset>
+          </wp:positionV>
+          <wp:extent cx="1216025" cy="909955"/>
+          <wp:effectExtent l="0" t="0" r="3175" b="4445"/>
+          <wp:wrapThrough wrapText="bothSides">
+            <wp:wrapPolygon edited="0">
+              <wp:start x="0" y="0"/>
+              <wp:lineTo x="0" y="21253"/>
+              <wp:lineTo x="21318" y="21253"/>
+              <wp:lineTo x="21318" y="0"/>
+              <wp:lineTo x="0" y="0"/>
+            </wp:wrapPolygon>
+          </wp:wrapThrough>
+          <wp:docPr id="677588393" name="Gráfico 5"/>
+          <wp:cNvGraphicFramePr>
+            <a:graphicFrameLocks xmlns:a="http://schemas.openxmlformats.org/drawingml/2006/main" noChangeAspect="1"/>
+          </wp:cNvGraphicFramePr>
+          <a:graphic xmlns:a="http://schemas.openxmlformats.org/drawingml/2006/main">
+            <a:graphicData uri="http://schemas.openxmlformats.org/drawingml/2006/picture">
+              <pic:pic xmlns:pic="http://schemas.openxmlformats.org/drawingml/2006/picture">
+                <pic:nvPicPr>
+                  <pic:cNvPr id="677588393" name="Gráfico 677588393"/>
+                  <pic:cNvPicPr/>
+                </pic:nvPicPr>
+                <pic:blipFill rotWithShape="1">
+                  <a:blip r:embed="rId1">
+                    <a:extLst>
+                      <a:ext uri="{28A0092B-C50C-407E-A947-70E740481C1C}">
+                        <a14:useLocalDpi xmlns:a14="http://schemas.microsoft.com/office/drawing/2010/main" val="0"/>
+                      </a:ext>
+                      <a:ext uri="{96DAC541-7B7A-43D3-8B79-37D633B846F1}">
+                        <asvg:svgBlip xmlns:asvg="http://schemas.microsoft.com/office/drawing/2016/SVG/main" r:embed="rId2"/>
+                      </a:ext>
+                    </a:extLst>
+                  </a:blip>
+                  <a:srcRect l="12497" t="14853" r="20703" b="13215"/>
+                  <a:stretch/>
+                </pic:blipFill>
+                <pic:spPr bwMode="auto">
+                  <a:xfrm>
+                    <a:off x="0" y="0"/>
+                    <a:ext cx="1216025" cy="909955"/>
+                  </a:xfrm>
+                  <a:prstGeom prst="rect">
+                    <a:avLst/>
+                  </a:prstGeom>
+                  <a:ln>
+                    <a:noFill/>
+                  </a:ln>
+                  <a:extLst>
+                    <a:ext uri="{53640926-AAD7-44D8-BBD7-CCE9431645EC}">
+                      <a14:shadowObscured xmlns:a14="http://schemas.microsoft.com/office/drawing/2010/main"/>
+                    </a:ext>
+                  </a:extLst>
+                </pic:spPr>
+              </pic:pic>
+            </a:graphicData>
+          </a:graphic>
+          <wp14:sizeRelH relativeFrom="page">
+            <wp14:pctWidth>0</wp14:pctWidth>
+          </wp14:sizeRelH>
+          <wp14:sizeRelV relativeFrom="page">
+            <wp14:pctHeight>0</wp14:pctHeight>
+          </wp14:sizeRelV>
+        </wp:anchor>
+      </w:drawing>
+    </w:r>
+  </w:p>
+</w:hdr>
+</file>
+
+<file path=word/header2.xml><?xml version="1.0" encoding="utf-8"?>
+<w:hdr xmlns:wpc="http://schemas.microsoft.com/office/word/2010/wordprocessingCanvas" xmlns:cx="http://schemas.microsoft.com/office/drawing/2014/chartex" xmlns:cx1="http://schemas.microsoft.com/office/drawing/2015/9/8/chartex" xmlns:cx2="http://schemas.microsoft.com/office/drawing/2015/10/21/chartex" xmlns:cx3="http://schemas.microsoft.com/office/drawing/2016/5/9/chartex" xmlns:cx4="http://schemas.microsoft.com/office/drawing/2016/5/10/chartex" xmlns:cx5="http://schemas.microsoft.com/office/drawing/2016/5/11/chartex" xmlns:cx6="http://schemas.microsoft.com/office/drawing/2016/5/12/chartex" xmlns:cx7="http://schemas.microsoft.com/office/drawing/2016/5/13/chartex" xmlns:cx8="http://schemas.microsoft.com/office/drawing/2016/5/14/chartex" xmlns:mc="http://schemas.openxmlformats.org/markup-compatibility/2006" xmlns:aink="http://schemas.microsoft.com/office/drawing/2016/ink" xmlns:am3d="http://schemas.microsoft.com/office/drawing/2017/model3d" xmlns:o="urn:schemas-microsoft-com:office:office" xmlns:oel="http://schemas.microsoft.com/office/2019/extlst" xmlns:r="http://schemas.openxmlformats.org/officeDocument/2006/relationships" xmlns:m="http://schemas.openxmlformats.org/officeDocument/2006/math" xmlns:v="urn:schemas-microsoft-com:vml" xmlns:wp14="http://schemas.microsoft.com/office/word/2010/wordprocessingDrawing" xmlns:wp="http://schemas.openxmlformats.org/drawingml/2006/wordprocessingDrawing" xmlns:w10="urn:schemas-microsoft-com:office:word" xmlns:w="http://schemas.openxmlformats.org/wordprocessingml/2006/main" xmlns:w14="http://schemas.microsoft.com/office/word/2010/wordml" xmlns:w15="http://schemas.microsoft.com/office/word/2012/wordml" xmlns:w16cex="http://schemas.microsoft.com/office/word/2018/wordml/cex" xmlns:w16cid="http://schemas.microsoft.com/office/word/2016/wordml/cid" xmlns:w16="http://schemas.microsoft.com/office/word/2018/wordml" xmlns:w16du="http://schemas.microsoft.com/office/word/2023/wordml/word16du" xmlns:w16sdtdh="http://schemas.microsoft.com/office/word/2020/wordml/sdtdatahash" xmlns:w16sdtfl="http://schemas.microsoft.com/office/word/2024/wordml/sdtformatlock" xmlns:w16se="http://schemas.microsoft.com/office/word/2015/wordml/symex" xmlns:wpg="http://schemas.microsoft.com/office/word/2010/wordprocessingGroup" xmlns:wpi="http://schemas.microsoft.com/office/word/2010/wordprocessingInk" xmlns:wne="http://schemas.microsoft.com/office/word/2006/wordml" xmlns:wps="http://schemas.microsoft.com/office/word/2010/wordprocessingShape" mc:Ignorable="w14 w15 w16se w16cid w16 w16cex w16sdtdh w16sdtfl w16du wp14">
+  <w:p>
+    <w:pPr>
+      <w:pStyle w:val="Header"/>
+    </w:pPr>
+    <w:r>
+      <w:rPr>
+        <w:noProof/>
+      </w:rPr>
+      <w:drawing>
+        <wp:anchor distT="0" distB="0" distL="114300" distR="114300" simplePos="0" relativeHeight="251671552" behindDoc="0" locked="0" layoutInCell="1" allowOverlap="1" wp14:anchorId="114A306B" wp14:editId="1E2ECF1E">
+          <wp:simplePos x="0" y="0"/>
+          <wp:positionH relativeFrom="margin">
+            <wp:align>right</wp:align>
+          </wp:positionH>
+          <wp:positionV relativeFrom="paragraph">
+            <wp:posOffset>-311785</wp:posOffset>
+          </wp:positionV>
+          <wp:extent cx="2092960" cy="556895"/>
+          <wp:effectExtent l="0" t="0" r="2540" b="0"/>
+          <wp:wrapSquare wrapText="bothSides"/>
+          <wp:docPr id="705512036" name="Picture 2" descr="A grey square with white text&#10;&#10;AI-generated content may be incorrect.">
+            <a:extLst xmlns:a="http://schemas.openxmlformats.org/drawingml/2006/main">
+              <a:ext uri="{FF2B5EF4-FFF2-40B4-BE49-F238E27FC236}">
+                <a16:creationId xmlns:a16="http://schemas.microsoft.com/office/drawing/2014/main" id="{2ADF4236-C311-988C-1EAF-F33444BF8989}"/>
+              </a:ext>
+            </a:extLst>
+          </wp:docPr>
+          <wp:cNvGraphicFramePr>
+            <a:graphicFrameLocks xmlns:a="http://schemas.openxmlformats.org/drawingml/2006/main" noChangeAspect="1"/>
+          </wp:cNvGraphicFramePr>
+          <a:graphic xmlns:a="http://schemas.openxmlformats.org/drawingml/2006/main">
+            <a:graphicData uri="http://schemas.openxmlformats.org/drawingml/2006/picture">
+              <pic:pic xmlns:pic="http://schemas.openxmlformats.org/drawingml/2006/picture">
+                <pic:nvPicPr>
+                  <pic:cNvPr id="705512036" name="Picture 2" descr="A grey square with white text&#10;&#10;AI-generated content may be incorrect.">
+                    <a:extLst>
+                      <a:ext uri="{FF2B5EF4-FFF2-40B4-BE49-F238E27FC236}">
+                        <a16:creationId xmlns:a16="http://schemas.microsoft.com/office/drawing/2014/main" id="{2ADF4236-C311-988C-1EAF-F33444BF8989}"/>
+                      </a:ext>
+                    </a:extLst>
+                  </pic:cNvPr>
+                  <pic:cNvPicPr>
+                    <a:picLocks noChangeAspect="1" noChangeArrowheads="1"/>
+                  </pic:cNvPicPr>
+                </pic:nvPicPr>
+                <pic:blipFill rotWithShape="1">
+                  <a:blip r:embed="rId1">
+                    <a:extLst>
+                      <a:ext uri="{28A0092B-C50C-407E-A947-70E740481C1C}">
+                        <a14:useLocalDpi xmlns:a14="http://schemas.microsoft.com/office/drawing/2010/main" val="0"/>
+                      </a:ext>
+                    </a:extLst>
+                  </a:blip>
+                  <a:srcRect r="18171" b="16231"/>
+                  <a:stretch>
+                    <a:fillRect/>
+                  </a:stretch>
+                </pic:blipFill>
+                <pic:spPr bwMode="auto">
+                  <a:xfrm>
+                    <a:off x="0" y="0"/>
+                    <a:ext cx="2092960" cy="556895"/>
+                  </a:xfrm>
+                  <a:prstGeom prst="rect">
+                    <a:avLst/>
+                  </a:prstGeom>
+                  <a:noFill/>
+                  <a:ln>
+                    <a:noFill/>
+                  </a:ln>
+                  <a:extLst>
+                    <a:ext uri="{53640926-AAD7-44D8-BBD7-CCE9431645EC}">
+                      <a14:shadowObscured xmlns:a14="http://schemas.microsoft.com/office/drawing/2010/main"/>
+                    </a:ext>
+                  </a:extLst>
+                </pic:spPr>
+              </pic:pic>
+            </a:graphicData>
+          </a:graphic>
+          <wp14:sizeRelH relativeFrom="page">
+            <wp14:pctWidth>0</wp14:pctWidth>
+          </wp14:sizeRelH>
+          <wp14:sizeRelV relativeFrom="page">
+            <wp14:pctHeight>0</wp14:pctHeight>
+          </wp14:sizeRelV>
+        </wp:anchor>
+      </w:drawing>
+    </w:r>
+    <w:r>
+      <w:rPr>
+        <w:noProof/>
+      </w:rPr>
+      <w:drawing>
+        <wp:anchor distT="0" distB="0" distL="114300" distR="114300" simplePos="0" relativeHeight="251669504" behindDoc="0" locked="0" layoutInCell="1" allowOverlap="1" wp14:anchorId="6D8DC162" wp14:editId="6EE5B316">
+          <wp:simplePos x="0" y="0"/>
+          <wp:positionH relativeFrom="margin">
+            <wp:posOffset>-7951</wp:posOffset>
+          </wp:positionH>
+          <wp:positionV relativeFrom="paragraph">
+            <wp:posOffset>-453805</wp:posOffset>
+          </wp:positionV>
+          <wp:extent cx="1216025" cy="909955"/>
+          <wp:effectExtent l="0" t="0" r="3175" b="4445"/>
+          <wp:wrapThrough wrapText="bothSides">
+            <wp:wrapPolygon edited="0">
+              <wp:start x="0" y="0"/>
+              <wp:lineTo x="0" y="21253"/>
+              <wp:lineTo x="21318" y="21253"/>
+              <wp:lineTo x="21318" y="0"/>
+              <wp:lineTo x="0" y="0"/>
+            </wp:wrapPolygon>
+          </wp:wrapThrough>
+          <wp:docPr id="1286104788" name="Gráfico 5"/>
+          <wp:cNvGraphicFramePr>
+            <a:graphicFrameLocks xmlns:a="http://schemas.openxmlformats.org/drawingml/2006/main" noChangeAspect="1"/>
+          </wp:cNvGraphicFramePr>
+          <a:graphic xmlns:a="http://schemas.openxmlformats.org/drawingml/2006/main">
+            <a:graphicData uri="http://schemas.openxmlformats.org/drawingml/2006/picture">
+              <pic:pic xmlns:pic="http://schemas.openxmlformats.org/drawingml/2006/picture">
+                <pic:nvPicPr>
+                  <pic:cNvPr id="677588393" name="Gráfico 677588393"/>
+                  <pic:cNvPicPr/>
+                </pic:nvPicPr>
+                <pic:blipFill rotWithShape="1">
+                  <a:blip r:embed="rId2">
+                    <a:extLst>
+                      <a:ext uri="{28A0092B-C50C-407E-A947-70E740481C1C}">
+                        <a14:useLocalDpi xmlns:a14="http://schemas.microsoft.com/office/drawing/2010/main" val="0"/>
+                      </a:ext>
+                      <a:ext uri="{96DAC541-7B7A-43D3-8B79-37D633B846F1}">
+                        <asvg:svgBlip xmlns:asvg="http://schemas.microsoft.com/office/drawing/2016/SVG/main" r:embed="rId3"/>
+                      </a:ext>
+                    </a:extLst>
+                  </a:blip>
+                  <a:srcRect l="12497" t="14853" r="20703" b="13215"/>
+                  <a:stretch/>
+                </pic:blipFill>
+                <pic:spPr bwMode="auto">
+                  <a:xfrm>
+                    <a:off x="0" y="0"/>
+                    <a:ext cx="1216025" cy="909955"/>
+                  </a:xfrm>
+                  <a:prstGeom prst="rect">
+                    <a:avLst/>
+                  </a:prstGeom>
+                  <a:ln>
+                    <a:noFill/>
+                  </a:ln>
+                  <a:extLst>
+                    <a:ext uri="{53640926-AAD7-44D8-BBD7-CCE9431645EC}">
+                      <a14:shadowObscured xmlns:a14="http://schemas.microsoft.com/office/drawing/2010/main"/>
+                    </a:ext>
+                  </a:extLst>
+                </pic:spPr>
+              </pic:pic>
+            </a:graphicData>
+          </a:graphic>
+          <wp14:sizeRelH relativeFrom="page">
+            <wp14:pctWidth>0</wp14:pctWidth>
+          </wp14:sizeRelH>
+          <wp14:sizeRelV relativeFrom="page">
+            <wp14:pctHeight>0</wp14:pctHeight>
+          </wp14:sizeRelV>
+        </wp:anchor>
+      </w:drawing>
+    </w:r>
   </w:p>
 </w:hdr>
 </file>
@@ -3366,7 +3611,6 @@
     <w:basedOn w:val="Normal"/>
     <w:link w:val="HeaderChar"/>
     <w:uiPriority w:val="99"/>
-    <w:semiHidden/>
     <w:unhideWhenUsed/>
     <w:rsid w:val="008F7A92"/>
     <w:pPr>
@@ -3382,8 +3626,32 @@
     <w:basedOn w:val="DefaultParagraphFont"/>
     <w:link w:val="Header"/>
     <w:uiPriority w:val="99"/>
-    <w:semiHidden/>
     <w:rsid w:val="008F7A92"/>
+  </w:style>
+  <w:style w:type="paragraph" w:styleId="Footer">
+    <w:name w:val="footer"/>
+    <w:basedOn w:val="Normal"/>
+    <w:link w:val="FooterChar"/>
+    <w:uiPriority w:val="99"/>
+    <w:unhideWhenUsed/>
+    <w:rsid w:val="00BC4CD7"/>
+    <w:pPr>
+      <w:tabs>
+        <w:tab w:val="center" w:pos="4252"/>
+        <w:tab w:val="right" w:pos="8504"/>
+      </w:tabs>
+      <w:spacing w:line="240" w:lineRule="auto"/>
+    </w:pPr>
+  </w:style>
+  <w:style w:type="character" w:customStyle="1" w:styleId="FooterChar">
+    <w:name w:val="Footer Char"/>
+    <w:basedOn w:val="DefaultParagraphFont"/>
+    <w:link w:val="Footer"/>
+    <w:uiPriority w:val="99"/>
+    <w:rsid w:val="00BC4CD7"/>
+    <w:rPr>
+      <w:lang w:val="ca-ES"/>
+    </w:rPr>
   </w:style>
 </w:styles>
 </file>
